--- a/klagomål/A 40192-2022 FSC-klagomål.docx
+++ b/klagomål/A 40192-2022 FSC-klagomål.docx
@@ -681,7 +681,7 @@
     <w:r>
       <w:tab/>
       <w:tab/>
-      <w:t>2026-06-23</w:t>
+      <w:t>2026-06-24</w:t>
       <w:br/>
       <w:br/>
     </w:r>

--- a/klagomål/A 40192-2022 FSC-klagomål.docx
+++ b/klagomål/A 40192-2022 FSC-klagomål.docx
@@ -163,7 +163,7 @@
         <w:pStyle w:val="Title"/>
       </w:pPr>
       <w:r>
-        <w:t>Inledande FSC- /PEFC-klagomål – information om höga naturvärden i avverkningsanmälan A 40192-2022 i Rättviks kommun</w:t>
+        <w:t>Inledande FSC- /PEFC-klagomål – information om höga naturvärden och fridlysta arter i avverkningsanmälan A 40192-2022 i Rättviks kommun</w:t>
       </w:r>
     </w:p>
     <w:p>
@@ -221,7 +221,7 @@
     </w:p>
     <w:p>
       <w:r>
-        <w:t>Inom 12 meter från avverkningsanmälan finns fynd av 1 naturvårdsarter, varav 1 är typisk (T): kattfot (T). Se Figur 1.</w:t>
+        <w:t>Inom 12 meter från avverkningsanmälan finns fynd av 6 naturvårdsarter, varav 1 är fridlyst, 5 är typiska (T) och 1 är signalart (S): tvåblad (S, §8), bergsslok (T), humleblomster (T), kattfot (T), stjärnstarr (T) och ängskovall (T). Se Figur 1.</w:t>
       </w:r>
     </w:p>
     <w:p>
@@ -252,6 +252,46 @@
         <w:rPr>
           <w:b/>
         </w:rPr>
+        <w:t xml:space="preserve">Bergsslok </w:t>
+      </w:r>
+      <w:r>
+        <w:t xml:space="preserve">är typisk art för </w:t>
+      </w:r>
+      <w:r>
+        <w:rPr>
+          <w:i/>
+        </w:rPr>
+        <w:t>9190 Näringsfattig ekskog</w:t>
+      </w:r>
+      <w:r>
+        <w:t xml:space="preserve"> (SLU Artdatabanken, 2025).</w:t>
+      </w:r>
+    </w:p>
+    <w:p>
+      <w:r>
+        <w:rPr>
+          <w:b/>
+        </w:rPr>
+        <w:t>Humleblomster</w:t>
+      </w:r>
+      <w:r>
+        <w:t xml:space="preserve"> är typisk art för </w:t>
+      </w:r>
+      <w:r>
+        <w:rPr>
+          <w:i/>
+        </w:rPr>
+        <w:t xml:space="preserve">9040 Fjällbjörkskog </w:t>
+      </w:r>
+      <w:r>
+        <w:t>(SLU Artdatabanken, 2025).</w:t>
+      </w:r>
+    </w:p>
+    <w:p>
+      <w:r>
+        <w:rPr>
+          <w:b/>
+        </w:rPr>
         <w:t xml:space="preserve">Kattfot </w:t>
       </w:r>
       <w:r>
@@ -274,6 +314,55 @@
       </w:r>
       <w:r>
         <w:t>. Kattfot är värdväxt för bland annat de rödlistade fjärilarna kattfotsfjädermott (VU), kattfotssmåstävmal (VU), kattfotssäckmal (VU) och leverplattmal (VU) (SLU Artdatabanken, 2026).</w:t>
+      </w:r>
+    </w:p>
+    <w:p>
+      <w:r>
+        <w:rPr>
+          <w:b/>
+        </w:rPr>
+        <w:t xml:space="preserve">Stjärnstarr </w:t>
+      </w:r>
+      <w:r>
+        <w:t xml:space="preserve">är typisk art för </w:t>
+      </w:r>
+      <w:r>
+        <w:rPr>
+          <w:i/>
+        </w:rPr>
+        <w:t xml:space="preserve">9740 Skogsbevuxen myr, 7310 Aapamyrar </w:t>
+      </w:r>
+      <w:r>
+        <w:t>och</w:t>
+      </w:r>
+      <w:r>
+        <w:rPr>
+          <w:i/>
+        </w:rPr>
+        <w:t xml:space="preserve"> 6410 Fuktängar </w:t>
+      </w:r>
+      <w:r>
+        <w:t>(SLU Artdatabanken, 2025).</w:t>
+      </w:r>
+    </w:p>
+    <w:p>
+      <w:r>
+        <w:rPr>
+          <w:b/>
+        </w:rPr>
+        <w:t>Ängskovall</w:t>
+      </w:r>
+      <w:r>
+        <w:t xml:space="preserve"> är typisk art för </w:t>
+      </w:r>
+      <w:r>
+        <w:rPr>
+          <w:i/>
+        </w:rPr>
+        <w:t xml:space="preserve">9190 Näringsfattig ekskog </w:t>
+      </w:r>
+      <w:r>
+        <w:t>(SLU Artdatabanken, 2025).</w:t>
       </w:r>
     </w:p>
     <w:p>
@@ -366,7 +455,7 @@
         <w:rPr>
           <w:i/>
         </w:rPr>
-        <w:t>I det avverkningsanmälda skogsområdet har 1 naturvårdsarter varav 0 rödlistade arter sina livsmiljöer och växtplatser.</w:t>
+        <w:t>I det avverkningsanmälda skogsområdet har 6 naturvårdsarter varav 0 rödlistade arter sina livsmiljöer och växtplatser.</w:t>
       </w:r>
     </w:p>
     <w:p>
@@ -681,7 +770,7 @@
     <w:r>
       <w:tab/>
       <w:tab/>
-      <w:t>2026-06-24</w:t>
+      <w:t>2026-06-25</w:t>
       <w:br/>
       <w:br/>
     </w:r>

--- a/klagomål/A 40192-2022 FSC-klagomål.docx
+++ b/klagomål/A 40192-2022 FSC-klagomål.docx
@@ -770,7 +770,7 @@
     <w:r>
       <w:tab/>
       <w:tab/>
-      <w:t>2026-06-25</w:t>
+      <w:t>2026-06-26</w:t>
       <w:br/>
       <w:br/>
     </w:r>

--- a/klagomål/A 40192-2022 FSC-klagomål.docx
+++ b/klagomål/A 40192-2022 FSC-klagomål.docx
@@ -770,7 +770,7 @@
     <w:r>
       <w:tab/>
       <w:tab/>
-      <w:t>2026-06-26</w:t>
+      <w:t>2026-06-27</w:t>
       <w:br/>
       <w:br/>
     </w:r>

--- a/klagomål/A 40192-2022 FSC-klagomål.docx
+++ b/klagomål/A 40192-2022 FSC-klagomål.docx
@@ -770,7 +770,7 @@
     <w:r>
       <w:tab/>
       <w:tab/>
-      <w:t>2026-07-13</w:t>
+      <w:t>2026-07-14</w:t>
       <w:br/>
       <w:br/>
     </w:r>

--- a/klagomål/A 40192-2022 FSC-klagomål.docx
+++ b/klagomål/A 40192-2022 FSC-klagomål.docx
@@ -770,7 +770,7 @@
     <w:r>
       <w:tab/>
       <w:tab/>
-      <w:t>2026-07-14</w:t>
+      <w:t>2026-07-15</w:t>
       <w:br/>
       <w:br/>
     </w:r>

--- a/klagomål/A 40192-2022 FSC-klagomål.docx
+++ b/klagomål/A 40192-2022 FSC-klagomål.docx
@@ -770,7 +770,7 @@
     <w:r>
       <w:tab/>
       <w:tab/>
-      <w:t>2026-07-15</w:t>
+      <w:t>2026-07-16</w:t>
       <w:br/>
       <w:br/>
     </w:r>

--- a/klagomål/A 40192-2022 FSC-klagomål.docx
+++ b/klagomål/A 40192-2022 FSC-klagomål.docx
@@ -770,7 +770,7 @@
     <w:r>
       <w:tab/>
       <w:tab/>
-      <w:t>2026-07-16</w:t>
+      <w:t>2026-07-17</w:t>
       <w:br/>
       <w:br/>
     </w:r>

--- a/klagomål/A 40192-2022 FSC-klagomål.docx
+++ b/klagomål/A 40192-2022 FSC-klagomål.docx
@@ -770,7 +770,7 @@
     <w:r>
       <w:tab/>
       <w:tab/>
-      <w:t>2026-07-17</w:t>
+      <w:t>2026-07-18</w:t>
       <w:br/>
       <w:br/>
     </w:r>

--- a/klagomål/A 40192-2022 FSC-klagomål.docx
+++ b/klagomål/A 40192-2022 FSC-klagomål.docx
@@ -221,7 +221,7 @@
     </w:p>
     <w:p>
       <w:r>
-        <w:t>Inom 12 meter från avverkningsanmälan finns fynd av 6 naturvårdsarter, varav 1 är fridlyst, 5 är typiska (T) och 1 är signalart (S): tvåblad (S, §8), bergsslok (T), humleblomster (T), kattfot (T), stjärnstarr (T) och ängskovall (T). Se Figur 1.</w:t>
+        <w:t>Inom 12 meter från avverkningsanmälan finns fynd av 7 naturvårdsarter, varav 2 är fridlysta, 5 är typiska (T) och 1 är signalart (S): tvåblad (S, §8), bergsslok (T), humleblomster (T), kattfot (T), stjärnstarr (T), ängskovall (T) och fläcknycklar (§8). Se Figur 1.</w:t>
       </w:r>
     </w:p>
     <w:p>
@@ -455,7 +455,7 @@
         <w:rPr>
           <w:i/>
         </w:rPr>
-        <w:t>I det avverkningsanmälda skogsområdet har 6 naturvårdsarter varav 0 rödlistade arter sina livsmiljöer och växtplatser.</w:t>
+        <w:t>I det avverkningsanmälda skogsområdet har 7 naturvårdsarter varav 0 rödlistade arter sina livsmiljöer och växtplatser.</w:t>
       </w:r>
     </w:p>
     <w:p>
@@ -770,7 +770,7 @@
     <w:r>
       <w:tab/>
       <w:tab/>
-      <w:t>2026-07-18</w:t>
+      <w:t>2026-07-19</w:t>
       <w:br/>
       <w:br/>
     </w:r>

--- a/klagomål/A 40192-2022 FSC-klagomål.docx
+++ b/klagomål/A 40192-2022 FSC-klagomål.docx
@@ -770,7 +770,7 @@
     <w:r>
       <w:tab/>
       <w:tab/>
-      <w:t>2026-07-19</w:t>
+      <w:t>2026-07-20</w:t>
       <w:br/>
       <w:br/>
     </w:r>

--- a/klagomål/A 40192-2022 FSC-klagomål.docx
+++ b/klagomål/A 40192-2022 FSC-klagomål.docx
@@ -770,7 +770,7 @@
     <w:r>
       <w:tab/>
       <w:tab/>
-      <w:t>2026-07-20</w:t>
+      <w:t>2026-07-21</w:t>
       <w:br/>
       <w:br/>
     </w:r>

--- a/klagomål/A 40192-2022 FSC-klagomål.docx
+++ b/klagomål/A 40192-2022 FSC-klagomål.docx
@@ -770,7 +770,7 @@
     <w:r>
       <w:tab/>
       <w:tab/>
-      <w:t>2026-07-21</w:t>
+      <w:t>2026-07-22</w:t>
       <w:br/>
       <w:br/>
     </w:r>

--- a/klagomål/A 40192-2022 FSC-klagomål.docx
+++ b/klagomål/A 40192-2022 FSC-klagomål.docx
@@ -770,7 +770,7 @@
     <w:r>
       <w:tab/>
       <w:tab/>
-      <w:t>2026-07-22</w:t>
+      <w:t>2026-07-23</w:t>
       <w:br/>
       <w:br/>
     </w:r>

--- a/klagomål/A 40192-2022 FSC-klagomål.docx
+++ b/klagomål/A 40192-2022 FSC-klagomål.docx
@@ -770,7 +770,7 @@
     <w:r>
       <w:tab/>
       <w:tab/>
-      <w:t>2026-07-23</w:t>
+      <w:t>2026-07-24</w:t>
       <w:br/>
       <w:br/>
     </w:r>

--- a/klagomål/A 40192-2022 FSC-klagomål.docx
+++ b/klagomål/A 40192-2022 FSC-klagomål.docx
@@ -770,7 +770,7 @@
     <w:r>
       <w:tab/>
       <w:tab/>
-      <w:t>2026-07-24</w:t>
+      <w:t>2026-07-25</w:t>
       <w:br/>
       <w:br/>
     </w:r>

--- a/klagomål/A 40192-2022 FSC-klagomål.docx
+++ b/klagomål/A 40192-2022 FSC-klagomål.docx
@@ -770,7 +770,7 @@
     <w:r>
       <w:tab/>
       <w:tab/>
-      <w:t>2026-07-25</w:t>
+      <w:t>2026-07-26</w:t>
       <w:br/>
       <w:br/>
     </w:r>

--- a/klagomål/A 40192-2022 FSC-klagomål.docx
+++ b/klagomål/A 40192-2022 FSC-klagomål.docx
@@ -770,7 +770,7 @@
     <w:r>
       <w:tab/>
       <w:tab/>
-      <w:t>2026-07-26</w:t>
+      <w:t>2026-07-27</w:t>
       <w:br/>
       <w:br/>
     </w:r>

--- a/klagomål/A 40192-2022 FSC-klagomål.docx
+++ b/klagomål/A 40192-2022 FSC-klagomål.docx
@@ -770,7 +770,7 @@
     <w:r>
       <w:tab/>
       <w:tab/>
-      <w:t>2026-07-27</w:t>
+      <w:t>2026-07-28</w:t>
       <w:br/>
       <w:br/>
     </w:r>

--- a/klagomål/A 40192-2022 FSC-klagomål.docx
+++ b/klagomål/A 40192-2022 FSC-klagomål.docx
@@ -770,7 +770,7 @@
     <w:r>
       <w:tab/>
       <w:tab/>
-      <w:t>2026-07-28</w:t>
+      <w:t>2026-07-29</w:t>
       <w:br/>
       <w:br/>
     </w:r>

--- a/klagomål/A 40192-2022 FSC-klagomål.docx
+++ b/klagomål/A 40192-2022 FSC-klagomål.docx
@@ -770,7 +770,7 @@
     <w:r>
       <w:tab/>
       <w:tab/>
-      <w:t>2026-07-29</w:t>
+      <w:t>2026-07-30</w:t>
       <w:br/>
       <w:br/>
     </w:r>

--- a/klagomål/A 40192-2022 FSC-klagomål.docx
+++ b/klagomål/A 40192-2022 FSC-klagomål.docx
@@ -770,7 +770,7 @@
     <w:r>
       <w:tab/>
       <w:tab/>
-      <w:t>2026-07-30</w:t>
+      <w:t>2026-07-31</w:t>
       <w:br/>
       <w:br/>
     </w:r>

--- a/klagomål/A 40192-2022 FSC-klagomål.docx
+++ b/klagomål/A 40192-2022 FSC-klagomål.docx
@@ -770,7 +770,7 @@
     <w:r>
       <w:tab/>
       <w:tab/>
-      <w:t>2026-07-31</w:t>
+      <w:t>2026-08-01</w:t>
       <w:br/>
       <w:br/>
     </w:r>

--- a/klagomål/A 40192-2022 FSC-klagomål.docx
+++ b/klagomål/A 40192-2022 FSC-klagomål.docx
@@ -770,7 +770,7 @@
     <w:r>
       <w:tab/>
       <w:tab/>
-      <w:t>2026-08-01</w:t>
+      <w:t>2026-08-02</w:t>
       <w:br/>
       <w:br/>
     </w:r>

--- a/klagomål/A 40192-2022 FSC-klagomål.docx
+++ b/klagomål/A 40192-2022 FSC-klagomål.docx
@@ -770,7 +770,7 @@
     <w:r>
       <w:tab/>
       <w:tab/>
-      <w:t>2026-08-02</w:t>
+      <w:t>2026-08-03</w:t>
       <w:br/>
       <w:br/>
     </w:r>

--- a/klagomål/A 40192-2022 FSC-klagomål.docx
+++ b/klagomål/A 40192-2022 FSC-klagomål.docx
@@ -770,7 +770,7 @@
     <w:r>
       <w:tab/>
       <w:tab/>
-      <w:t>2026-08-03</w:t>
+      <w:t>2026-08-05</w:t>
       <w:br/>
       <w:br/>
     </w:r>

--- a/klagomål/A 40192-2022 FSC-klagomål.docx
+++ b/klagomål/A 40192-2022 FSC-klagomål.docx
@@ -770,7 +770,7 @@
     <w:r>
       <w:tab/>
       <w:tab/>
-      <w:t>2026-08-05</w:t>
+      <w:t>2026-08-07</w:t>
       <w:br/>
       <w:br/>
     </w:r>

--- a/klagomål/A 40192-2022 FSC-klagomål.docx
+++ b/klagomål/A 40192-2022 FSC-klagomål.docx
@@ -770,7 +770,7 @@
     <w:r>
       <w:tab/>
       <w:tab/>
-      <w:t>2026-08-07</w:t>
+      <w:t>2026-08-08</w:t>
       <w:br/>
       <w:br/>
     </w:r>

--- a/klagomål/A 40192-2022 FSC-klagomål.docx
+++ b/klagomål/A 40192-2022 FSC-klagomål.docx
@@ -216,12 +216,12 @@
         <w:spacing w:after="240"/>
       </w:pPr>
       <w:r>
-        <w:t>Figur 1. Fyndplatser för naturvårdsarter inom 12 meter från avverkningsanmälan. Markörer utan svart kant är placerade på fyndplatsen. Markörer med svart kant är placerade vid sidan av fyndplatsen har ett svart streck som visar fyndplatsens exakta position. Kartans mittpunktskoordinat är N 6770883, E 506994 i SWEREF 99 TM.</w:t>
+        <w:t>Figur 1. Fyndplatser för naturvårdsarter inom 12 meter från avverkningsanmälan. Markörer utan svart kant är placerade på fyndplatsen. Markörer med svart kant är placerade vid sidan av fyndplatsen och har ett svart streck som visar fyndplatsens exakta position. Kartans mittpunktskoordinat är N 6770883, E 506994 i SWEREF 99 TM.</w:t>
       </w:r>
     </w:p>
     <w:p>
       <w:r>
-        <w:t>Inom 12 meter från avverkningsanmälan finns fynd av 6 naturvårdsarter, varav 1 är fridlyst, 5 är typiska (T) och 1 är signalart (S): tvåblad (S, §8), bergsslok (T), humleblomster (T), kattfot (T), stjärnstarr (T) och ängskovall (T). Se Figur 1.</w:t>
+        <w:t>Inom 12 meter från avverkningsanmälan finns fynd av 7 naturvårdsarter, varav 2 är fridlysta, 5 är typiska (T) och 1 är signalart (S): tvåblad (S, §8), bergsslok (T), humleblomster (T), kattfot (T), stjärnstarr (T), ängskovall (T) och fläcknycklar (§8). Se Figur 1.</w:t>
       </w:r>
     </w:p>
     <w:p>
@@ -455,7 +455,7 @@
         <w:rPr>
           <w:i/>
         </w:rPr>
-        <w:t>I det avverkningsanmälda skogsområdet har 6 naturvårdsarter varav 0 rödlistade arter sina livsmiljöer och växtplatser.</w:t>
+        <w:t>I det avverkningsanmälda skogsområdet har 7 naturvårdsarter varav 0 rödlistade arter sina livsmiljöer och växtplatser.</w:t>
       </w:r>
     </w:p>
     <w:p>
@@ -770,7 +770,7 @@
     <w:r>
       <w:tab/>
       <w:tab/>
-      <w:t>2026-08-14</w:t>
+      <w:t>2026-08-15</w:t>
       <w:br/>
       <w:br/>
     </w:r>

--- a/klagomål/A 40192-2022 FSC-klagomål.docx
+++ b/klagomål/A 40192-2022 FSC-klagomål.docx
@@ -770,7 +770,7 @@
     <w:r>
       <w:tab/>
       <w:tab/>
-      <w:t>2026-08-15</w:t>
+      <w:t>2026-08-16</w:t>
       <w:br/>
       <w:br/>
     </w:r>

--- a/klagomål/A 40192-2022 FSC-klagomål.docx
+++ b/klagomål/A 40192-2022 FSC-klagomål.docx
@@ -770,7 +770,7 @@
     <w:r>
       <w:tab/>
       <w:tab/>
-      <w:t>2026-08-16</w:t>
+      <w:t>2026-08-17</w:t>
       <w:br/>
       <w:br/>
     </w:r>

--- a/klagomål/A 40192-2022 FSC-klagomål.docx
+++ b/klagomål/A 40192-2022 FSC-klagomål.docx
@@ -770,7 +770,7 @@
     <w:r>
       <w:tab/>
       <w:tab/>
-      <w:t>2026-08-17</w:t>
+      <w:t>2026-08-18</w:t>
       <w:br/>
       <w:br/>
     </w:r>

--- a/klagomål/A 40192-2022 FSC-klagomål.docx
+++ b/klagomål/A 40192-2022 FSC-klagomål.docx
@@ -770,7 +770,7 @@
     <w:r>
       <w:tab/>
       <w:tab/>
-      <w:t>2026-08-18</w:t>
+      <w:t>2026-08-19</w:t>
       <w:br/>
       <w:br/>
     </w:r>

--- a/klagomål/A 40192-2022 FSC-klagomål.docx
+++ b/klagomål/A 40192-2022 FSC-klagomål.docx
@@ -770,7 +770,7 @@
     <w:r>
       <w:tab/>
       <w:tab/>
-      <w:t>2026-08-19</w:t>
+      <w:t>2026-08-20</w:t>
       <w:br/>
       <w:br/>
     </w:r>

--- a/klagomål/A 40192-2022 FSC-klagomål.docx
+++ b/klagomål/A 40192-2022 FSC-klagomål.docx
@@ -770,7 +770,7 @@
     <w:r>
       <w:tab/>
       <w:tab/>
-      <w:t>2026-08-20</w:t>
+      <w:t>2026-08-21</w:t>
       <w:br/>
       <w:br/>
     </w:r>

--- a/klagomål/A 40192-2022 FSC-klagomål.docx
+++ b/klagomål/A 40192-2022 FSC-klagomål.docx
@@ -770,7 +770,7 @@
     <w:r>
       <w:tab/>
       <w:tab/>
-      <w:t>2026-08-21</w:t>
+      <w:t>2026-08-22</w:t>
       <w:br/>
       <w:br/>
     </w:r>

--- a/klagomål/A 40192-2022 FSC-klagomål.docx
+++ b/klagomål/A 40192-2022 FSC-klagomål.docx
@@ -770,7 +770,7 @@
     <w:r>
       <w:tab/>
       <w:tab/>
-      <w:t>2026-08-22</w:t>
+      <w:t>2026-08-23</w:t>
       <w:br/>
       <w:br/>
     </w:r>

--- a/klagomål/A 40192-2022 FSC-klagomål.docx
+++ b/klagomål/A 40192-2022 FSC-klagomål.docx
@@ -770,7 +770,7 @@
     <w:r>
       <w:tab/>
       <w:tab/>
-      <w:t>2026-08-23</w:t>
+      <w:t>2026-08-24</w:t>
       <w:br/>
       <w:br/>
     </w:r>

--- a/klagomål/A 40192-2022 FSC-klagomål.docx
+++ b/klagomål/A 40192-2022 FSC-klagomål.docx
@@ -770,7 +770,7 @@
     <w:r>
       <w:tab/>
       <w:tab/>
-      <w:t>2026-08-24</w:t>
+      <w:t>2026-08-25</w:t>
       <w:br/>
       <w:br/>
     </w:r>

--- a/klagomål/A 40192-2022 FSC-klagomål.docx
+++ b/klagomål/A 40192-2022 FSC-klagomål.docx
@@ -770,7 +770,7 @@
     <w:r>
       <w:tab/>
       <w:tab/>
-      <w:t>2026-08-25</w:t>
+      <w:t>2026-08-26</w:t>
       <w:br/>
       <w:br/>
     </w:r>

--- a/klagomål/A 40192-2022 FSC-klagomål.docx
+++ b/klagomål/A 40192-2022 FSC-klagomål.docx
@@ -770,7 +770,7 @@
     <w:r>
       <w:tab/>
       <w:tab/>
-      <w:t>2026-08-26</w:t>
+      <w:t>2026-08-27</w:t>
       <w:br/>
       <w:br/>
     </w:r>

--- a/klagomål/A 40192-2022 FSC-klagomål.docx
+++ b/klagomål/A 40192-2022 FSC-klagomål.docx
@@ -770,7 +770,7 @@
     <w:r>
       <w:tab/>
       <w:tab/>
-      <w:t>2026-08-27</w:t>
+      <w:t>2026-08-28</w:t>
       <w:br/>
       <w:br/>
     </w:r>

--- a/klagomål/A 40192-2022 FSC-klagomål.docx
+++ b/klagomål/A 40192-2022 FSC-klagomål.docx
@@ -770,7 +770,7 @@
     <w:r>
       <w:tab/>
       <w:tab/>
-      <w:t>2026-08-28</w:t>
+      <w:t>2026-08-29</w:t>
       <w:br/>
       <w:br/>
     </w:r>

--- a/klagomål/A 40192-2022 FSC-klagomål.docx
+++ b/klagomål/A 40192-2022 FSC-klagomål.docx
@@ -770,7 +770,7 @@
     <w:r>
       <w:tab/>
       <w:tab/>
-      <w:t>2026-08-29</w:t>
+      <w:t>2026-08-31</w:t>
       <w:br/>
       <w:br/>
     </w:r>

--- a/klagomål/A 40192-2022 FSC-klagomål.docx
+++ b/klagomål/A 40192-2022 FSC-klagomål.docx
@@ -770,7 +770,7 @@
     <w:r>
       <w:tab/>
       <w:tab/>
-      <w:t>2026-08-31</w:t>
+      <w:t>2026-09-01</w:t>
       <w:br/>
       <w:br/>
     </w:r>

--- a/klagomål/A 40192-2022 FSC-klagomål.docx
+++ b/klagomål/A 40192-2022 FSC-klagomål.docx
@@ -770,7 +770,7 @@
     <w:r>
       <w:tab/>
       <w:tab/>
-      <w:t>2026-09-01</w:t>
+      <w:t>2026-09-02</w:t>
       <w:br/>
       <w:br/>
     </w:r>

--- a/klagomål/A 40192-2022 FSC-klagomål.docx
+++ b/klagomål/A 40192-2022 FSC-klagomål.docx
@@ -770,7 +770,7 @@
     <w:r>
       <w:tab/>
       <w:tab/>
-      <w:t>2026-09-02</w:t>
+      <w:t>2026-09-03</w:t>
       <w:br/>
       <w:br/>
     </w:r>

--- a/klagomål/A 40192-2022 FSC-klagomål.docx
+++ b/klagomål/A 40192-2022 FSC-klagomål.docx
@@ -770,7 +770,7 @@
     <w:r>
       <w:tab/>
       <w:tab/>
-      <w:t>2026-09-03</w:t>
+      <w:t>2026-09-04</w:t>
       <w:br/>
       <w:br/>
     </w:r>

--- a/klagomål/A 40192-2022 FSC-klagomål.docx
+++ b/klagomål/A 40192-2022 FSC-klagomål.docx
@@ -770,7 +770,7 @@
     <w:r>
       <w:tab/>
       <w:tab/>
-      <w:t>2026-09-04</w:t>
+      <w:t>2026-09-05</w:t>
       <w:br/>
       <w:br/>
     </w:r>

--- a/klagomål/A 40192-2022 FSC-klagomål.docx
+++ b/klagomål/A 40192-2022 FSC-klagomål.docx
@@ -770,7 +770,7 @@
     <w:r>
       <w:tab/>
       <w:tab/>
-      <w:t>2026-09-05</w:t>
+      <w:t>2026-09-06</w:t>
       <w:br/>
       <w:br/>
     </w:r>

--- a/klagomål/A 40192-2022 FSC-klagomål.docx
+++ b/klagomål/A 40192-2022 FSC-klagomål.docx
@@ -770,7 +770,7 @@
     <w:r>
       <w:tab/>
       <w:tab/>
-      <w:t>2026-09-06</w:t>
+      <w:t>2026-09-07</w:t>
       <w:br/>
       <w:br/>
     </w:r>

--- a/klagomål/A 40192-2022 FSC-klagomål.docx
+++ b/klagomål/A 40192-2022 FSC-klagomål.docx
@@ -770,7 +770,7 @@
     <w:r>
       <w:tab/>
       <w:tab/>
-      <w:t>2026-09-07</w:t>
+      <w:t>2026-09-08</w:t>
       <w:br/>
       <w:br/>
     </w:r>

--- a/klagomål/A 40192-2022 FSC-klagomål.docx
+++ b/klagomål/A 40192-2022 FSC-klagomål.docx
@@ -770,7 +770,7 @@
     <w:r>
       <w:tab/>
       <w:tab/>
-      <w:t>2026-09-08</w:t>
+      <w:t>2026-09-09</w:t>
       <w:br/>
       <w:br/>
     </w:r>

--- a/klagomål/A 40192-2022 FSC-klagomål.docx
+++ b/klagomål/A 40192-2022 FSC-klagomål.docx
@@ -770,7 +770,7 @@
     <w:r>
       <w:tab/>
       <w:tab/>
-      <w:t>2026-09-09</w:t>
+      <w:t>2026-09-10</w:t>
       <w:br/>
       <w:br/>
     </w:r>

--- a/klagomål/A 40192-2022 FSC-klagomål.docx
+++ b/klagomål/A 40192-2022 FSC-klagomål.docx
@@ -770,7 +770,7 @@
     <w:r>
       <w:tab/>
       <w:tab/>
-      <w:t>2026-09-10</w:t>
+      <w:t>2026-09-11</w:t>
       <w:br/>
       <w:br/>
     </w:r>

--- a/klagomål/A 40192-2022 FSC-klagomål.docx
+++ b/klagomål/A 40192-2022 FSC-klagomål.docx
@@ -770,7 +770,7 @@
     <w:r>
       <w:tab/>
       <w:tab/>
-      <w:t>2026-09-11</w:t>
+      <w:t>2026-09-12</w:t>
       <w:br/>
       <w:br/>
     </w:r>

--- a/klagomål/A 40192-2022 FSC-klagomål.docx
+++ b/klagomål/A 40192-2022 FSC-klagomål.docx
@@ -770,7 +770,7 @@
     <w:r>
       <w:tab/>
       <w:tab/>
-      <w:t>2026-09-12</w:t>
+      <w:t>2026-09-13</w:t>
       <w:br/>
       <w:br/>
     </w:r>
